--- a/高经济价值第六期_加盟商准入续约/加盟商准入续约_v1_附件/加盟商准入续约_v1_题目.docx
+++ b/高经济价值第六期_加盟商准入续约/加盟商准入续约_v1_附件/加盟商准入续约_v1_题目.docx
@@ -2,68 +2,6 @@
 <file path=word/document.xml><?xml version="1.0" encoding="utf-8"?>
 <w:document xmlns:wpc="http://schemas.microsoft.com/office/word/2010/wordprocessingCanvas" xmlns:mo="http://schemas.microsoft.com/office/mac/office/2008/main" xmlns:mc="http://schemas.openxmlformats.org/markup-compatibility/2006" xmlns:mv="urn:schemas-microsoft-com:mac:vml" xmlns:o="urn:schemas-microsoft-com:office:office" xmlns:r="http://schemas.openxmlformats.org/officeDocument/2006/relationships" xmlns:m="http://schemas.openxmlformats.org/officeDocument/2006/math" xmlns:v="urn:schemas-microsoft-com:vml" xmlns:wp14="http://schemas.microsoft.com/office/word/2010/wordprocessingDrawing" xmlns:wp="http://schemas.openxmlformats.org/drawingml/2006/wordprocessingDrawing" xmlns:w10="urn:schemas-microsoft-com:office:word" xmlns:w="http://schemas.openxmlformats.org/wordprocessingml/2006/main" xmlns:w14="http://schemas.microsoft.com/office/word/2010/wordml" xmlns:wpg="http://schemas.microsoft.com/office/word/2010/wordprocessingGroup" xmlns:wpi="http://schemas.microsoft.com/office/word/2010/wordprocessingInk" xmlns:wne="http://schemas.microsoft.com/office/word/2006/wordml" xmlns:wps="http://schemas.microsoft.com/office/word/2010/wordprocessingShape" mc:Ignorable="w14 wp14">
   <w:body>
-    <w:p>
-      <w:r>
-        <w:rPr>
-          <w:noProof/>
-        </w:rPr>
-        <w:drawing>
-          <wp:inline xmlns:wp="http://schemas.openxmlformats.org/drawingml/2006/wordprocessingDrawing" distT="0" distB="0" distL="0" distR="0">
-            <wp:extent cx="2400000" cy="380000"/>
-            <wp:docPr id="1" name="AILabel"/>
-            <a:graphic xmlns:a="http://schemas.openxmlformats.org/drawingml/2006/main">
-              <a:graphicData uri="http://schemas.microsoft.com/office/word/2010/wordprocessingShape">
-                <wps:wsp xmlns:wps="http://schemas.microsoft.com/office/word/2010/wordprocessingShape">
-                  <wps:cNvSpPr txBox="1"/>
-                  <wps:spPr>
-                    <a:xfrm>
-                      <a:off x="0" y="0"/>
-                      <a:ext cx="2400000" cy="380000"/>
-                    </a:xfrm>
-                    <a:prstGeom prst="rect">
-                      <a:avLst/>
-                    </a:prstGeom>
-                    <a:solidFill>
-                      <a:srgbClr val="000000">
-                        <a:alpha val="50000"/>
-                      </a:srgbClr>
-                    </a:solidFill>
-                    <a:ln w="12700">
-                      <a:solidFill>
-                        <a:srgbClr val="FFFFFF"/>
-                      </a:solidFill>
-                    </a:ln>
-                  </wps:spPr>
-                  <wps:txbx>
-                    <w:txbxContent xmlns:w="http://schemas.openxmlformats.org/wordprocessingml/2006/main">
-                      <w:p>
-                        <w:pPr>
-                          <w:jc w:val="center"/>
-                        </w:pPr>
-                        <w:r>
-                          <w:rPr>
-                            <w:b/>
-                            <w:sz w:val="28"/>
-                            <w:szCs w:val="28"/>
-                            <w:rFonts w:eastAsia="SimSun" w:ascii="Arial" w:hAnsi="Arial"/>
-                            <w:color w:val="FFFFFF"/>
-                          </w:rPr>
-                          <w:t>含 AI 生成</w:t>
-                        </w:r>
-                      </w:p>
-                    </w:txbxContent>
-                  </wps:txbx>
-                  <wps:bodyPr anchor="ctr" anchorCtr="0" lIns="91440" tIns="45720" rIns="91440" bIns="45720">
-                    <a:noAutofit/>
-                  </wps:bodyPr>
-                </wps:wsp>
-              </a:graphicData>
-            </a:graphic>
-          </wp:inline>
-        </w:drawing>
-      </w:r>
-    </w:p>
-    <w:p/>
     <w:p>
       <w:pPr>
         <w:pStyle w:val="Title"/>
@@ -1936,7 +1874,7 @@
           <w:b/>
           <w:sz w:val="21"/>
         </w:rPr>
-        <w:t>5个新加盟商申请中3家直接准入（J01。、J02。、J05）、2家整改后准入（J04。、J03）、0家拒绝；8家现有门店评级A级2家、B级2家、C级2家、D级2家；授权费按城市与商圈系数差异化收取，公司年度供应链毛利合计100.5万元、管理费合计56.1万元。</w:t>
+        <w:t>5个新加盟商申请中3家直接准入（J01、J02、J05）、2家整改后准入（J04、J03）、0家拒绝；8家现有门店评级A级2家、B级2家、C级2家、D级2家；授权费按城市与商圈系数差异化收取，公司年度供应链毛利合计100.5万元、管理费合计56.1万元。</w:t>
       </w:r>
     </w:p>
     <w:p>
@@ -1950,7 +1888,7 @@
           <w:b w:val="0"/>
           <w:sz w:val="21"/>
         </w:rPr>
-        <w:t>新加盟商准入3家（J01。、J02。、J05）、整改后准入2家（J04。、J03）、拒绝0家（），按资金实力25%、选址评分30%、运营经验25%、历史合规20%加权评分。</w:t>
+        <w:t>新加盟商准入3家（J01、J02、J05）、整改后准入2家（J04、J03）、拒绝0家（），按资金实力25%、选址评分30%、运营经验25%、历史合规20%加权评分。</w:t>
       </w:r>
     </w:p>
     <w:p>

--- a/高经济价值第六期_加盟商准入续约/加盟商准入续约_v1_附件/加盟商准入续约_v1_题目.docx
+++ b/高经济价值第六期_加盟商准入续约/加盟商准入续约_v1_附件/加盟商准入续约_v1_题目.docx
@@ -2,6 +2,68 @@
 <file path=word/document.xml><?xml version="1.0" encoding="utf-8"?>
 <w:document xmlns:wpc="http://schemas.microsoft.com/office/word/2010/wordprocessingCanvas" xmlns:mo="http://schemas.microsoft.com/office/mac/office/2008/main" xmlns:mc="http://schemas.openxmlformats.org/markup-compatibility/2006" xmlns:mv="urn:schemas-microsoft-com:mac:vml" xmlns:o="urn:schemas-microsoft-com:office:office" xmlns:r="http://schemas.openxmlformats.org/officeDocument/2006/relationships" xmlns:m="http://schemas.openxmlformats.org/officeDocument/2006/math" xmlns:v="urn:schemas-microsoft-com:vml" xmlns:wp14="http://schemas.microsoft.com/office/word/2010/wordprocessingDrawing" xmlns:wp="http://schemas.openxmlformats.org/drawingml/2006/wordprocessingDrawing" xmlns:w10="urn:schemas-microsoft-com:office:word" xmlns:w="http://schemas.openxmlformats.org/wordprocessingml/2006/main" xmlns:w14="http://schemas.microsoft.com/office/word/2010/wordml" xmlns:wpg="http://schemas.microsoft.com/office/word/2010/wordprocessingGroup" xmlns:wpi="http://schemas.microsoft.com/office/word/2010/wordprocessingInk" xmlns:wne="http://schemas.microsoft.com/office/word/2006/wordml" xmlns:wps="http://schemas.microsoft.com/office/word/2010/wordprocessingShape" mc:Ignorable="w14 wp14">
   <w:body>
+    <w:p>
+      <w:r>
+        <w:rPr>
+          <w:noProof/>
+        </w:rPr>
+        <w:drawing>
+          <wp:inline xmlns:wp="http://schemas.openxmlformats.org/drawingml/2006/wordprocessingDrawing" distT="0" distB="0" distL="0" distR="0">
+            <wp:extent cx="2400000" cy="380000"/>
+            <wp:docPr id="1" name="AILabel"/>
+            <a:graphic xmlns:a="http://schemas.openxmlformats.org/drawingml/2006/main">
+              <a:graphicData uri="http://schemas.microsoft.com/office/word/2010/wordprocessingShape">
+                <wps:wsp xmlns:wps="http://schemas.microsoft.com/office/word/2010/wordprocessingShape">
+                  <wps:cNvSpPr txBox="1"/>
+                  <wps:spPr>
+                    <a:xfrm>
+                      <a:off x="0" y="0"/>
+                      <a:ext cx="2400000" cy="380000"/>
+                    </a:xfrm>
+                    <a:prstGeom prst="rect">
+                      <a:avLst/>
+                    </a:prstGeom>
+                    <a:solidFill>
+                      <a:srgbClr val="000000">
+                        <a:alpha val="50000"/>
+                      </a:srgbClr>
+                    </a:solidFill>
+                    <a:ln w="12700">
+                      <a:solidFill>
+                        <a:srgbClr val="FFFFFF"/>
+                      </a:solidFill>
+                    </a:ln>
+                  </wps:spPr>
+                  <wps:txbx>
+                    <w:txbxContent xmlns:w="http://schemas.openxmlformats.org/wordprocessingml/2006/main">
+                      <w:p>
+                        <w:pPr>
+                          <w:jc w:val="center"/>
+                        </w:pPr>
+                        <w:r>
+                          <w:rPr>
+                            <w:b/>
+                            <w:sz w:val="28"/>
+                            <w:szCs w:val="28"/>
+                            <w:rFonts w:eastAsia="SimSun" w:ascii="Arial" w:hAnsi="Arial"/>
+                            <w:color w:val="FFFFFF"/>
+                          </w:rPr>
+                          <w:t>含 AI 生成</w:t>
+                        </w:r>
+                      </w:p>
+                    </w:txbxContent>
+                  </wps:txbx>
+                  <wps:bodyPr anchor="ctr" anchorCtr="0" lIns="91440" tIns="45720" rIns="91440" bIns="45720">
+                    <a:noAutofit/>
+                  </wps:bodyPr>
+                </wps:wsp>
+              </a:graphicData>
+            </a:graphic>
+          </wp:inline>
+        </w:drawing>
+      </w:r>
+    </w:p>
+    <w:p/>
     <w:p>
       <w:pPr>
         <w:pStyle w:val="Title"/>
@@ -62,7 +124,7 @@
           <w:b w:val="0"/>
           <w:sz w:val="21"/>
         </w:rPr>
-        <w:t>麦淳餐饮管理有限公司采用直营与加盟并行的扩张模式，截至2025年底已在苏州、无锡、宁波、杭州、合肥、南昌六城开设多家加盟门店。2026年初，公司收到5个新加盟商/点位申请，同时对8家现有加盟门店进行年度续约评级。现受运营总监与财务总监委托，以加盟管理岗身份，完成新加盟商准入评分、现有门店年度评级、授权费与保证金测算、续约与整改建议、公司供应链毛利测算，并输出风险与退出机制。</w:t>
+        <w:t>麦淳餐饮管理有限公司采用直营与加盟并行的扩张模式，截至2025年底已在苏州、无锡、宁波、杭州、合肥、南昌六城开设多家加盟门店。2026年初，公司收到5个新加盟商/点位申请，运营部倾向于快速扩张、尽快落店；财务部则担心部分申请人资金实力和合规记录不足，且现有8家加盟门店中已有2家连续两年未达营收目标、客诉率偏高。经运营总监与财务总监共同商议，决定委托加盟管理岗对5个新申请做准入评分，对8家现有门店做年度续约评级，并同步测算授权费、保证金、管理费与供应链毛利。</w:t>
       </w:r>
     </w:p>
     <w:p>
@@ -76,7 +138,21 @@
           <w:b w:val="0"/>
           <w:sz w:val="21"/>
         </w:rPr>
-        <w:t>数据截止日为2025年12月31日，分析基准日为2026年1月10日。新加盟商准入须按资金实力、选址评分、运营经验、历史合规四维度加权评分；现有门店评级须按营收达成率、客诉率、食安扣分、巡店评分四项标准就低判定。所有结论须可回溯到附件逐条记录，不得只给汇总数。</w:t>
+        <w:t>本次分析存在三个现实张力：一是运营希望简化准入流程、财务部坚持四维度评分；二是部分加盟商认为授权费应按统一价收取、不应区分城市商圈；三是M05、M07两家门店合同即将到期，运营主张再给一次机会、财务部要求按评级结果处置。所有结论须基于附件数据逐条计算，不得凭印象或关系判断，也不得只给汇总数。</w:t>
+      </w:r>
+    </w:p>
+    <w:p>
+      <w:pPr>
+        <w:spacing w:before="0" w:after="60" w:line="300" w:lineRule="auto"/>
+        <w:ind w:firstLine="420"/>
+      </w:pPr>
+      <w:r>
+        <w:rPr>
+          <w:rFonts w:ascii="宋体" w:hAnsi="宋体" w:eastAsia="宋体"/>
+          <w:b w:val="0"/>
+          <w:sz w:val="21"/>
+        </w:rPr>
+        <w:t>数据截止日为2025年12月31日，分析基准日为2026年1月10日。新加盟商准入须按资金实力、选址评分、运营经验、历史合规四维度加权评分；现有门店评级须按营收达成率、客诉率、食安扣分、巡店评分四项标准就低判定。</w:t>
       </w:r>
     </w:p>
     <w:p>
@@ -953,7 +1029,7 @@
           <w:b w:val="0"/>
           <w:sz w:val="21"/>
         </w:rPr>
-        <w:t>考点按数据治理、准入评分、续约评级、授权费测算、供应链毛利、续约建议、风险退出、错误驳回、勾稽结论九组展开，共50项。</w:t>
+        <w:t>以下评分依据按数据治理、准入评分、续约评级、授权费测算、供应链毛利、续约建议、风险退出、错误驳回、勾稽结论九组展开，共50项，用于逐条评定答题底稿的完整性与正确性。</w:t>
       </w:r>
     </w:p>
     <w:p>
@@ -965,7 +1041,7 @@
         <w:rPr>
           <w:rFonts w:ascii="宋体" w:hAnsi="宋体" w:eastAsia="宋体"/>
         </w:rPr>
-        <w:t>（一）数据治理（考点1—5）</w:t>
+        <w:t>（一）数据治理（评分依据1—5）</w:t>
       </w:r>
     </w:p>
     <w:p>
@@ -978,7 +1054,7 @@
           <w:b w:val="0"/>
           <w:sz w:val="21"/>
         </w:rPr>
-        <w:t>考点1：新加盟商申请共5个，编号J01-J05，分别位于苏州、无锡、宁波、杭州、合肥。</w:t>
+        <w:t>评分依据1：底稿中应当列示5个新加盟商申请，编号J01-J05，并分别标明所在城市与商圈等级。</w:t>
       </w:r>
     </w:p>
     <w:p>
@@ -991,7 +1067,7 @@
           <w:b w:val="0"/>
           <w:sz w:val="21"/>
         </w:rPr>
-        <w:t>考点2：现有加盟门店共8家，编号M01-M08，分布在苏州、无锡、宁波、杭州、合肥、南昌。</w:t>
+        <w:t>评分依据2：底稿中应当列示8家现有加盟门店年度经营数据，编号M01-M08，覆盖营收、成本、客诉、食安、巡店等字段。</w:t>
       </w:r>
     </w:p>
     <w:p>
@@ -1004,7 +1080,7 @@
           <w:b w:val="0"/>
           <w:sz w:val="21"/>
         </w:rPr>
-        <w:t>考点3：准入评分四维度为资金实力、选址评分、运营经验、历史合规。</w:t>
+        <w:t>评分依据3：底稿中应当明确准入评分四维度，即资金实力、选址评分、运营经验、历史合规。</w:t>
       </w:r>
     </w:p>
     <w:p>
@@ -1017,7 +1093,7 @@
           <w:b w:val="0"/>
           <w:sz w:val="21"/>
         </w:rPr>
-        <w:t>考点4：续约评级四指标为营收达成率、客诉率、食安扣分、巡店评分。</w:t>
+        <w:t>评分依据4：底稿中应当明确续约评级四指标，即营收达成率、客诉率、食安扣分、巡店评分。</w:t>
       </w:r>
     </w:p>
     <w:p>
@@ -1030,7 +1106,7 @@
           <w:b w:val="0"/>
           <w:sz w:val="21"/>
         </w:rPr>
-        <w:t>考点5：合同条款含授权费单价、保证金、年度管理费率、供应链加价率、续约窗口期、整改期。</w:t>
+        <w:t>评分依据5：底稿中应当列示合同关键条款，含授权费单价、保证金、年度管理费率、供应链加价率、续约窗口期、整改期。</w:t>
       </w:r>
     </w:p>
     <w:p>
@@ -1042,7 +1118,7 @@
         <w:rPr>
           <w:rFonts w:ascii="宋体" w:hAnsi="宋体" w:eastAsia="宋体"/>
         </w:rPr>
-        <w:t>（二）准入评分（考点6—15）</w:t>
+        <w:t>（二）准入评分（评分依据6—15）</w:t>
       </w:r>
     </w:p>
     <w:p>
@@ -1055,7 +1131,7 @@
           <w:b w:val="0"/>
           <w:sz w:val="21"/>
         </w:rPr>
-        <w:t>考点6：加权总分=Σ（维度得分×维度权重），满分100分。</w:t>
+        <w:t>评分依据6：底稿中应当按加权总分=Σ（维度得分×维度权重）计算，满分100分。</w:t>
       </w:r>
     </w:p>
     <w:p>
@@ -1068,7 +1144,7 @@
           <w:b w:val="0"/>
           <w:sz w:val="21"/>
         </w:rPr>
-        <w:t>考点7：资金实力权重25%、选址评分30%、运营经验25%、历史合规20%。</w:t>
+        <w:t>评分依据7：底稿中应当列明资金实力权重25%、选址评分30%、运营经验25%、历史合规20%。</w:t>
       </w:r>
     </w:p>
     <w:p>
@@ -1081,7 +1157,7 @@
           <w:b w:val="0"/>
           <w:sz w:val="21"/>
         </w:rPr>
-        <w:t>考点8：≥80分直接准入，60-80分整改后准入，&lt;60分拒绝。</w:t>
+        <w:t>评分依据8：底稿中应当给出评分结论，≥80分直接准入，60-80分整改后准入，&lt;60分拒绝。</w:t>
       </w:r>
     </w:p>
     <w:p>
@@ -1094,7 +1170,7 @@
           <w:b w:val="0"/>
           <w:sz w:val="21"/>
         </w:rPr>
-        <w:t>考点9：5个申请中3家直接准入（J01、J02、J05）、2家整改后准入（J04、J03）、0家拒绝。</w:t>
+        <w:t>评分依据9：底稿中应当计算并给出5个申请的准入结论，明确3家直接准入（J01、J02、J05）、2家整改后准入（J04、J03）、0家拒绝。</w:t>
       </w:r>
     </w:p>
     <w:p>
@@ -1107,7 +1183,7 @@
           <w:b w:val="0"/>
           <w:sz w:val="21"/>
         </w:rPr>
-        <w:t>考点10：准入评分须按得分高低排序。</w:t>
+        <w:t>评分依据10：底稿中应当按加权总分对5个申请进行高低排序。</w:t>
       </w:r>
     </w:p>
     <w:p>
@@ -1120,7 +1196,7 @@
           <w:b w:val="0"/>
           <w:sz w:val="21"/>
         </w:rPr>
-        <w:t>考点11：历史合规无违规得100分，1次轻微违规85分，2次违规70分。</w:t>
+        <w:t>评分依据11：底稿中应当说明历史合规得分规则，无违规100分、1次轻微违规85分、2次违规70分。</w:t>
       </w:r>
     </w:p>
     <w:p>
@@ -1133,7 +1209,7 @@
           <w:b w:val="0"/>
           <w:sz w:val="21"/>
         </w:rPr>
-        <w:t>考点12：有违规记录不得直接拒绝，须看违规次数与性质。</w:t>
+        <w:t>评分依据12：底稿中应当指出有违规记录不得直接拒绝，须结合违规次数与性质判定。</w:t>
       </w:r>
     </w:p>
     <w:p>
@@ -1146,7 +1222,7 @@
           <w:b w:val="0"/>
           <w:sz w:val="21"/>
         </w:rPr>
-        <w:t>考点13：选址评分须结合商圈等级系数校验。</w:t>
+        <w:t>评分依据13：底稿中应当将选址评分与商圈等级系数交叉核对。</w:t>
       </w:r>
     </w:p>
     <w:p>
@@ -1159,7 +1235,7 @@
           <w:b w:val="0"/>
           <w:sz w:val="21"/>
         </w:rPr>
-        <w:t>考点14：运营经验评分须区分已有门店数量与从业经验。</w:t>
+        <w:t>评分依据14：底稿中应当区分运营经验评分中的已有门店数量与从业经验。</w:t>
       </w:r>
     </w:p>
     <w:p>
@@ -1172,7 +1248,7 @@
           <w:b w:val="0"/>
           <w:sz w:val="21"/>
         </w:rPr>
-        <w:t>考点15：资金实力评分须与计划投资额交叉核对。</w:t>
+        <w:t>评分依据15：底稿中应当将资金实力评分与计划投资额进行交叉核对。</w:t>
       </w:r>
     </w:p>
     <w:p>
@@ -1184,7 +1260,7 @@
         <w:rPr>
           <w:rFonts w:ascii="宋体" w:hAnsi="宋体" w:eastAsia="宋体"/>
         </w:rPr>
-        <w:t>（三）续约评级（考点16—25）</w:t>
+        <w:t>（三）续约评级（评分依据16—25）</w:t>
       </w:r>
     </w:p>
     <w:p>
@@ -1197,7 +1273,7 @@
           <w:b w:val="0"/>
           <w:sz w:val="21"/>
         </w:rPr>
-        <w:t>考点16：营收达成率=实际营收÷预算营收×100%。</w:t>
+        <w:t>评分依据16：底稿中应当按营收达成率=实际营收÷预算营收×100%计算。</w:t>
       </w:r>
     </w:p>
     <w:p>
@@ -1210,7 +1286,7 @@
           <w:b w:val="0"/>
           <w:sz w:val="21"/>
         </w:rPr>
-        <w:t>考点17：客诉率直接取自门店年度客诉率(%)。</w:t>
+        <w:t>评分依据17：底稿中应当直接采用门店年度客诉率（%）指标。</w:t>
       </w:r>
     </w:p>
     <w:p>
@@ -1223,7 +1299,7 @@
           <w:b w:val="0"/>
           <w:sz w:val="21"/>
         </w:rPr>
-        <w:t>考点18：评级判定采用就低原则，四项指标须同时满足。</w:t>
+        <w:t>评分依据18：底稿中应当采用就低原则判定评级，四项指标须同时满足。</w:t>
       </w:r>
     </w:p>
     <w:p>
@@ -1236,7 +1312,7 @@
           <w:b w:val="0"/>
           <w:sz w:val="21"/>
         </w:rPr>
-        <w:t>考点19：A级标准：营收达成率≥100%、客诉率≤0.5%、食安扣分=0、巡店评分≥90。</w:t>
+        <w:t>评分依据19：底稿中应当明确A级标准：营收达成率≥100%、客诉率≤0.5%、食安扣分=0、巡店评分≥90。</w:t>
       </w:r>
     </w:p>
     <w:p>
@@ -1249,7 +1325,7 @@
           <w:b w:val="0"/>
           <w:sz w:val="21"/>
         </w:rPr>
-        <w:t>考点20：B级标准：营收达成率≥90%、客诉率≤1%、食安扣分≤2、巡店评分≥80。</w:t>
+        <w:t>评分依据20：底稿中应当明确B级标准：营收达成率≥90%、客诉率≤1%、食安扣分≤2、巡店评分≥80。</w:t>
       </w:r>
     </w:p>
     <w:p>
@@ -1262,7 +1338,7 @@
           <w:b w:val="0"/>
           <w:sz w:val="21"/>
         </w:rPr>
-        <w:t>考点21：C级标准：营收达成率≥80%、客诉率≤2%、食安扣分≤5、巡店评分≥70。</w:t>
+        <w:t>评分依据21：底稿中应当明确C级标准：营收达成率≥80%、客诉率≤2%、食安扣分≤5、巡店评分≥70。</w:t>
       </w:r>
     </w:p>
     <w:p>
@@ -1275,7 +1351,7 @@
           <w:b w:val="0"/>
           <w:sz w:val="21"/>
         </w:rPr>
-        <w:t>考点22：低于C级任一标准为D级。</w:t>
+        <w:t>评分依据22：底稿中应当明确低于C级任一标准即判定为D级。</w:t>
       </w:r>
     </w:p>
     <w:p>
@@ -1288,7 +1364,7 @@
           <w:b w:val="0"/>
           <w:sz w:val="21"/>
         </w:rPr>
-        <w:t>考点23：8家门店A级2家、B级2家、C级2家、D级2家。</w:t>
+        <w:t>评分依据23：底稿中应当给出8家门店评级结果，A级2家、B级2家、C级2家、D级2家。</w:t>
       </w:r>
     </w:p>
     <w:p>
@@ -1301,7 +1377,7 @@
           <w:b w:val="0"/>
           <w:sz w:val="21"/>
         </w:rPr>
-        <w:t>考点24：D级门店须合同到期后收回，不得提前强制收回。</w:t>
+        <w:t>评分依据24：底稿中应当指出D级门店须合同到期后收回，不得提前强制收回。</w:t>
       </w:r>
     </w:p>
     <w:p>
@@ -1314,7 +1390,7 @@
           <w:b w:val="0"/>
           <w:sz w:val="21"/>
         </w:rPr>
-        <w:t>考点25：C级门店整改期3个月，到期复核后续约。</w:t>
+        <w:t>评分依据25：底稿中应当明确C级门店整改期为3个月，到期复核后续约。</w:t>
       </w:r>
     </w:p>
     <w:p>
@@ -1326,7 +1402,7 @@
         <w:rPr>
           <w:rFonts w:ascii="宋体" w:hAnsi="宋体" w:eastAsia="宋体"/>
         </w:rPr>
-        <w:t>（四）授权费与保证金（考点26—30）</w:t>
+        <w:t>（四）授权费与保证金（评分依据26—30）</w:t>
       </w:r>
     </w:p>
     <w:p>
@@ -1339,7 +1415,7 @@
           <w:b w:val="0"/>
           <w:sz w:val="21"/>
         </w:rPr>
-        <w:t>考点26：授权费=面积×500×城市系数×商圈系数。</w:t>
+        <w:t>评分依据26：底稿中应当按授权费=面积×500×城市系数×商圈系数计算。</w:t>
       </w:r>
     </w:p>
     <w:p>
@@ -1352,7 +1428,7 @@
           <w:b w:val="0"/>
           <w:sz w:val="21"/>
         </w:rPr>
-        <w:t>考点27：城市系数一线1.20、二线1.00、三线0.80。</w:t>
+        <w:t>评分依据27：底稿中应当列明城市系数，一线1.20、二线1.00、三线0.80。</w:t>
       </w:r>
     </w:p>
     <w:p>
@@ -1365,7 +1441,7 @@
           <w:b w:val="0"/>
           <w:sz w:val="21"/>
         </w:rPr>
-        <w:t>考点28：商圈系数A级1.15、B级1.00、C级0.85。</w:t>
+        <w:t>评分依据28：底稿中应当列明商圈系数，A级1.15、B级1.00、C级0.85。</w:t>
       </w:r>
     </w:p>
     <w:p>
@@ -1378,7 +1454,7 @@
           <w:b w:val="0"/>
           <w:sz w:val="21"/>
         </w:rPr>
-        <w:t>考点29：保证金10万元/店，不得免除或充抵货款。</w:t>
+        <w:t>评分依据29：底稿中应当列示保证金10万元/店，并指出不得免除或充抵货款。</w:t>
       </w:r>
     </w:p>
     <w:p>
@@ -1391,7 +1467,7 @@
           <w:b w:val="0"/>
           <w:sz w:val="21"/>
         </w:rPr>
-        <w:t>考点30：授权费须按不同城市、商圈差异化计算。</w:t>
+        <w:t>评分依据30：底稿中应当体现授权费按不同城市、商圈差异化计算。</w:t>
       </w:r>
     </w:p>
     <w:p>
@@ -1403,7 +1479,7 @@
         <w:rPr>
           <w:rFonts w:ascii="宋体" w:hAnsi="宋体" w:eastAsia="宋体"/>
         </w:rPr>
-        <w:t>（五）公司供应链毛利（考点31—35）</w:t>
+        <w:t>（五）公司供应链毛利（评分依据31—35）</w:t>
       </w:r>
     </w:p>
     <w:p>
@@ -1416,7 +1492,7 @@
           <w:b w:val="0"/>
           <w:sz w:val="21"/>
         </w:rPr>
-        <w:t>考点31：公司供应链毛利=食材成本×20%÷120%。</w:t>
+        <w:t>评分依据31：底稿中应当按公司供应链毛利=食材成本×20%÷120%计算。</w:t>
       </w:r>
     </w:p>
     <w:p>
@@ -1429,7 +1505,7 @@
           <w:b w:val="0"/>
           <w:sz w:val="21"/>
         </w:rPr>
-        <w:t>考点32：年度管理费=年度营业收入×3%。</w:t>
+        <w:t>评分依据32：底稿中应当按年度管理费=年度营业收入×3%计算。</w:t>
       </w:r>
     </w:p>
     <w:p>
@@ -1442,7 +1518,7 @@
           <w:b w:val="0"/>
           <w:sz w:val="21"/>
         </w:rPr>
-        <w:t>考点33：8家门店年度供应链毛利合计100.5万元。</w:t>
+        <w:t>评分依据33：底稿中应当汇总8家门店年度供应链毛利合计100.5万元。</w:t>
       </w:r>
     </w:p>
     <w:p>
@@ -1455,7 +1531,7 @@
           <w:b w:val="0"/>
           <w:sz w:val="21"/>
         </w:rPr>
-        <w:t>考点34：8家门店年度管理费合计56.1万元。</w:t>
+        <w:t>评分依据34：底稿中应当汇总8家门店年度管理费合计56.1万元。</w:t>
       </w:r>
     </w:p>
     <w:p>
@@ -1468,7 +1544,7 @@
           <w:b w:val="0"/>
           <w:sz w:val="21"/>
         </w:rPr>
-        <w:t>考点35：公司从加盟业务获得供应链毛利与管理费合计156.6万元。</w:t>
+        <w:t>评分依据35：底稿中应当汇总公司从加盟业务获得供应链毛利与管理费合计156.6万元。</w:t>
       </w:r>
     </w:p>
     <w:p>
@@ -1480,7 +1556,7 @@
         <w:rPr>
           <w:rFonts w:ascii="宋体" w:hAnsi="宋体" w:eastAsia="宋体"/>
         </w:rPr>
-        <w:t>（六）续约与整改建议（考点36—40）</w:t>
+        <w:t>（六）续约与整改建议（评分依据36—40）</w:t>
       </w:r>
     </w:p>
     <w:p>
@@ -1493,7 +1569,7 @@
           <w:b w:val="0"/>
           <w:sz w:val="21"/>
         </w:rPr>
-        <w:t>考点36：A级门店正常续约并享有优先续约权。</w:t>
+        <w:t>评分依据36：底稿中应当对A级门店给出正常续约并享有优先续约权的建议。</w:t>
       </w:r>
     </w:p>
     <w:p>
@@ -1506,7 +1582,7 @@
           <w:b w:val="0"/>
           <w:sz w:val="21"/>
         </w:rPr>
-        <w:t>考点37：B级门店正常续约。</w:t>
+        <w:t>评分依据37：底稿中应当对B级门店给出正常续约的建议。</w:t>
       </w:r>
     </w:p>
     <w:p>
@@ -1519,7 +1595,7 @@
           <w:b w:val="0"/>
           <w:sz w:val="21"/>
         </w:rPr>
-        <w:t>考点38：C级门店限期3个月整改，到期复核后续约。</w:t>
+        <w:t>评分依据38：底稿中应当对C级门店给出限期3个月整改、到期复核后续约的建议。</w:t>
       </w:r>
     </w:p>
     <w:p>
@@ -1532,7 +1608,7 @@
           <w:b w:val="0"/>
           <w:sz w:val="21"/>
         </w:rPr>
-        <w:t>考点39：D级门店合同到期收回加盟权或转直营。</w:t>
+        <w:t>评分依据39：底稿中应当对D级门店给出合同到期收回加盟权或转直营的建议。</w:t>
       </w:r>
     </w:p>
     <w:p>
@@ -1545,7 +1621,7 @@
           <w:b w:val="0"/>
           <w:sz w:val="21"/>
         </w:rPr>
-        <w:t>考点40：续约建议须明确时间节点和触发条件。</w:t>
+        <w:t>评分依据40：底稿中应当明确续约建议的时间节点和触发条件。</w:t>
       </w:r>
     </w:p>
     <w:p>
@@ -1557,7 +1633,7 @@
         <w:rPr>
           <w:rFonts w:ascii="宋体" w:hAnsi="宋体" w:eastAsia="宋体"/>
         </w:rPr>
-        <w:t>（七）风险与退出（考点41—45）</w:t>
+        <w:t>（七）风险与退出（评分依据41—45）</w:t>
       </w:r>
     </w:p>
     <w:p>
@@ -1570,7 +1646,7 @@
           <w:b w:val="0"/>
           <w:sz w:val="21"/>
         </w:rPr>
-        <w:t>考点41：列出加盟商资金链断裂、选址失误、食安事故、客诉率超标、违规采购、合同到期拒不续约、城市商圈降级、管理费拖欠、数据造假、竞品恶性挖角共10项风险。</w:t>
+        <w:t>评分依据41：底稿中应当列示10项风险，含加盟商资金链断裂、选址失误、食安事故、客诉率超标、违规采购、合同到期拒不续约、城市商圈降级、管理费拖欠、数据造假、竞品恶性挖角。</w:t>
       </w:r>
     </w:p>
     <w:p>
@@ -1583,7 +1659,7 @@
           <w:b w:val="0"/>
           <w:sz w:val="21"/>
         </w:rPr>
-        <w:t>考点42：每项风险须有量化触发阈值。</w:t>
+        <w:t>评分依据42：底稿中应当对每项风险给出量化触发阈值。</w:t>
       </w:r>
     </w:p>
     <w:p>
@@ -1596,7 +1672,7 @@
           <w:b w:val="0"/>
           <w:sz w:val="21"/>
         </w:rPr>
-        <w:t>考点43：应对措施须具体可执行。</w:t>
+        <w:t>评分依据43：底稿中应当对每项风险给出具体可执行的应对措施。</w:t>
       </w:r>
     </w:p>
     <w:p>
@@ -1609,7 +1685,7 @@
           <w:b w:val="0"/>
           <w:sz w:val="21"/>
         </w:rPr>
-        <w:t>考点44：退出机制含收回加盟权、停售整改、引入新加盟商、暂停供货、转址、合同终止共6类。</w:t>
+        <w:t>评分依据44：底稿中应当列示6类退出机制，含收回加盟权、停售整改、引入新加盟商、暂停供货、转址、合同终止。</w:t>
       </w:r>
     </w:p>
     <w:p>
@@ -1622,7 +1698,7 @@
           <w:b w:val="0"/>
           <w:sz w:val="21"/>
         </w:rPr>
-        <w:t>考点45：退出机制须有回收与损失处理方案。</w:t>
+        <w:t>评分依据45：底稿中应当对每类退出机制给出回收与损失处理方案。</w:t>
       </w:r>
     </w:p>
     <w:p>
@@ -1634,7 +1710,7 @@
         <w:rPr>
           <w:rFonts w:ascii="宋体" w:hAnsi="宋体" w:eastAsia="宋体"/>
         </w:rPr>
-        <w:t>（八）错误要求驳回（考点46—48）</w:t>
+        <w:t>（八）错误要求驳回（评分依据46—48）</w:t>
       </w:r>
     </w:p>
     <w:p>
@@ -1647,7 +1723,7 @@
           <w:b w:val="0"/>
           <w:sz w:val="21"/>
         </w:rPr>
-        <w:t>考点46：管理层12项错误要求须逐条识别。</w:t>
+        <w:t>评分依据46：底稿中应当逐条识别管理层12项错误要求，并给出不予采纳结论。</w:t>
       </w:r>
     </w:p>
     <w:p>
@@ -1660,7 +1736,7 @@
           <w:b w:val="0"/>
           <w:sz w:val="21"/>
         </w:rPr>
-        <w:t>考点47：错误要求包括只看资金、直接拒绝违规者、只看营收、固定授权费、保证金充抵货款、D级直接收回、毛利按营业额、客诉按次数、自评巡店、到期不通知、免保证金、公司补贴亏损。</w:t>
+        <w:t>评分依据47：底稿中应当识别以下错误要求：只看资金、直接拒绝违规者、只看营收、固定授权费、保证金充抵货款、D级直接收回、毛利按营业额、客诉按次数、自评巡店、到期不通知、免保证金、公司补贴亏损。</w:t>
       </w:r>
     </w:p>
     <w:p>
@@ -1673,7 +1749,7 @@
           <w:b w:val="0"/>
           <w:sz w:val="21"/>
         </w:rPr>
-        <w:t>考点48：每项错误要求须说明正确做法。</w:t>
+        <w:t>评分依据48：底稿中应当对每项错误要求说明正确做法。</w:t>
       </w:r>
     </w:p>
     <w:p>
@@ -1685,7 +1761,7 @@
         <w:rPr>
           <w:rFonts w:ascii="宋体" w:hAnsi="宋体" w:eastAsia="宋体"/>
         </w:rPr>
-        <w:t>（九）勾稽与结论（考点49—50）</w:t>
+        <w:t>（九）勾稽与结论（评分依据49—50）</w:t>
       </w:r>
     </w:p>
     <w:p>
@@ -1698,7 +1774,7 @@
           <w:b w:val="0"/>
           <w:sz w:val="21"/>
         </w:rPr>
-        <w:t>考点49：21项勾稽覆盖申请数、门店数、维度、权重、准入分类、评级分布、合同条款、毛利口径，全部闭合。</w:t>
+        <w:t>评分依据49：底稿中应当完成21项勾稽，覆盖申请数、门店数、维度、权重、准入分类、评级分布、合同条款、毛利口径，所有勾稽结论应为一致。</w:t>
       </w:r>
     </w:p>
     <w:p>
@@ -1711,7 +1787,7 @@
           <w:b w:val="0"/>
           <w:sz w:val="21"/>
         </w:rPr>
-        <w:t>考点50：核心结论为5个新加盟商准入情况、8家现有门店评级分布及公司供应链毛利与管理费合计。</w:t>
+        <w:t>评分依据50：底稿中应当给出核心结论，包括5个新加盟商准入情况、8家现有门店评级分布、公司供应链毛利与管理费合计。</w:t>
       </w:r>
     </w:p>
     <w:p>

--- a/高经济价值第六期_加盟商准入续约/加盟商准入续约_v1_附件/加盟商准入续约_v1_题目.docx
+++ b/高经济价值第六期_加盟商准入续约/加盟商准入续约_v1_附件/加盟商准入续约_v1_题目.docx
@@ -99,6 +99,19 @@
           <w:sz w:val="21"/>
         </w:rPr>
         <w:t>G6-ZX-006（v1）。</w:t>
+      </w:r>
+    </w:p>
+    <w:p>
+      <w:pPr>
+        <w:spacing w:before="0" w:after="60" w:line="300" w:lineRule="auto"/>
+      </w:pPr>
+      <w:r>
+        <w:rPr>
+          <w:rFonts w:ascii="宋体" w:hAnsi="宋体" w:eastAsia="宋体"/>
+          <w:b w:val="0"/>
+          <w:sz w:val="21"/>
+        </w:rPr>
+        <w:t>【职业定位】二级行业：餐饮连锁运营管理 / 企业管理与运营咨询；L1职业簇：咨询与战略、财务与审计、运营管理；L2职业：管理咨询顾问、财务分析师、审计专员、加盟运营经理、门店经营分析师。</w:t>
       </w:r>
     </w:p>
     <w:p>
